--- a/일본판/2부/2부_9화_증인.docx
+++ b/일본판/2부/2부_9화_증인.docx
@@ -92,7 +92,7 @@
           <w:color w:val="555555"/>
           <w:sz w:val="22"/>
         </w:rPr>
-        <w:t>(1月12日(火)、午前9時。桐生法律事務所。窓の外はみぞれ。応接室の鉄瓶が湯気を立てている。机にホワイトボード。「1/20 潮田証人」「1/27 辻本証人」「2/5 結審」と、茜の角ばった字。三浦が、飛沫防止のアクリル板を湯呑みの間に立てている。)</w:t>
+        <w:t>(1月12日(火)、午前9時。桐生法律事務所。窓の外はみぞれ。応接室の鉄瓶が湯気を立てている。机にホワイトボード。「1/20 潮田証人」「1/27 辻本証人」「2/5 結審」と、茜の角ばった字。三浦が飛沫防止のアクリル板を湯呑みの間に立てている。)</w:t>
       </w:r>
     </w:p>
     <w:p>
@@ -115,7 +115,7 @@
           <w:i w:val="0"/>
           <w:sz w:val="22"/>
         </w:rPr>
-        <w:t>真壁さん、裁判所から電話です。今回も、傍聴席は四十席の半分。原告団の席は、十二です。</w:t>
+        <w:t>真壁さん、裁判所から電話です。今回も傍聴席は四十席の半分。原告団の席は十二です。</w:t>
       </w:r>
     </w:p>
     <w:p>
@@ -161,7 +161,7 @@
           <w:i w:val="0"/>
           <w:sz w:val="22"/>
         </w:rPr>
-        <w:t>抽選にするしかないですよね。傍聴券の配布は、法廷の前の掲示と、こちらからの連絡で。順番に、というわけにはいかない。</w:t>
+        <w:t>抽選にするしかないですよね。傍聴券の配布は、法廷の前の掲示とこちらからの連絡で。順番に、というわけにはいかない。</w:t>
       </w:r>
     </w:p>
     <w:p>
@@ -184,7 +184,7 @@
           <w:i w:val="0"/>
           <w:sz w:val="22"/>
         </w:rPr>
-        <w:t>順番、か。(湯呑みを回しながら)……全員が、一度は見られるようにしましょう。一回目に当たった人は、次は外す。ただし、遠藤さんは別枠です。</w:t>
+        <w:t>順番、か。(湯呑みを回しながら)……全員が一度は見られるようにしましょう。一回目に当たった人は、次は外す。ただし、遠藤さんは別枠です。</w:t>
       </w:r>
     </w:p>
     <w:p>
@@ -230,7 +230,7 @@
           <w:i w:val="0"/>
           <w:sz w:val="22"/>
         </w:rPr>
-        <w:t>一番長く待った方だからです。それと、これは僕の判断です。異論があれば、聞きます。</w:t>
+        <w:t>一番長く待った方だからです。それと、これは僕の判断です。異論があれば聞きます。</w:t>
       </w:r>
     </w:p>
     <w:p>
@@ -347,7 +347,7 @@
           <w:i w:val="0"/>
           <w:sz w:val="22"/>
         </w:rPr>
-        <w:t>お加減は。看護師さんに、ご無理をなさらないよう言われたでしょう。</w:t>
+        <w:t>お加減は。看護師さんにご無理をなさらないよう言われたでしょう。</w:t>
       </w:r>
     </w:p>
     <w:p>
@@ -370,7 +370,7 @@
           <w:i w:val="0"/>
           <w:sz w:val="22"/>
         </w:rPr>
-        <w:t>言われた。胸が、まだいずくてな。(咳)……先生さ、代わってくれ。</w:t>
+        <w:t>言われた。胸がまだいずくてな。(咳)……先生さ、代わってくれ。</w:t>
       </w:r>
     </w:p>
     <w:p>
@@ -416,7 +416,7 @@
           <w:i w:val="0"/>
           <w:sz w:val="22"/>
         </w:rPr>
-        <w:t>来週の二十日、潮田さんが証言台さ立つんだべ。おれ、行ぐ。杖と、酸素の細えやつ持って。</w:t>
+        <w:t>来週の二十日、潮田さんが証言台さ立つんだべ。おれ、行ぐ。杖と酸素の細えやつ持って。</w:t>
       </w:r>
     </w:p>
     <w:p>
@@ -439,7 +439,7 @@
           <w:i w:val="0"/>
           <w:sz w:val="22"/>
         </w:rPr>
-        <w:t>酸素の機械を持ち込むなら、裁判所に事前に連絡します。ただ、遠藤さん、法廷は二時間以上続きます。途中で疲れたら、手を挙げてください。廷吏の方に、ご案内します。</w:t>
+        <w:t>酸素の機械を持ち込むなら、裁判所に事前に連絡します。ただ、遠藤さん、法廷は二時間以上続きます。途中で疲れたら手を挙げてください。廷吏の方がご案内します。</w:t>
       </w:r>
     </w:p>
     <w:p>
@@ -462,7 +462,7 @@
           <w:i w:val="0"/>
           <w:sz w:val="22"/>
         </w:rPr>
-        <w:t>手え挙げるくれえなら、最初っから寝てっぺ。……いいんだ。我慢ばっかりしてきたから、その日くれえ、我慢させてけろ。</w:t>
+        <w:t>手え挙げるくれえなら、最初っから寝てっぺ。……いいんだ。我慢ばっかりしてきたから、その日くれえ我慢させてけろ。</w:t>
       </w:r>
     </w:p>
     <w:p>
@@ -495,7 +495,7 @@
           <w:i w:val="0"/>
           <w:sz w:val="22"/>
         </w:rPr>
-        <w:t>分かりました。席は、最前列の端にします。通路側に。</w:t>
+        <w:t>分かりました。席は最前列の端にします。通路側に。</w:t>
       </w:r>
     </w:p>
     <w:p>
@@ -518,7 +518,7 @@
           <w:i w:val="0"/>
           <w:sz w:val="22"/>
         </w:rPr>
-        <w:t>ありがてえ。……あのな、先生。潮田さんは、おれらの前で、本当のこと話してくれっかな。</w:t>
+        <w:t>ありがてえ。……あのな、先生。潮田さんは、おれらの前で本当のこと話してくれっかな。</w:t>
       </w:r>
     </w:p>
     <w:p>
@@ -541,7 +541,7 @@
           <w:i w:val="0"/>
           <w:sz w:val="22"/>
         </w:rPr>
-        <w:t>本当のことを話す、というより、知っていることと、知らないことを、分けて話す人だと思います。</w:t>
+        <w:t>本当のことを話すというより、知っていることと知らないことを分けて話す人だと思います。</w:t>
       </w:r>
     </w:p>
     <w:p>
@@ -565,16 +565,16 @@
           <w:color w:val="555555"/>
           <w:sz w:val="22"/>
         </w:rPr>
-        <w:t>(電話の向こうで、短く笑う)</w:t>
-      </w:r>
-      <w:r>
-        <w:rPr>
-          <w:rFonts w:ascii="Times New Roman" w:hAnsi="Times New Roman" w:eastAsia="Malgun Gothic"/>
-          <w:b w:val="0"/>
-          <w:i w:val="0"/>
-          <w:sz w:val="22"/>
-        </w:rPr>
-        <w:t>分けて話す。……そったらこと、うちの者はあんまり、できねえ。ほとんど、なんでも知ってる顔で話すからな。</w:t>
+        <w:t>(電話の向こうで短く笑う)</w:t>
+      </w:r>
+      <w:r>
+        <w:rPr>
+          <w:rFonts w:ascii="Times New Roman" w:hAnsi="Times New Roman" w:eastAsia="Malgun Gothic"/>
+          <w:b w:val="0"/>
+          <w:i w:val="0"/>
+          <w:sz w:val="22"/>
+        </w:rPr>
+        <w:t>分けて話す。……そったらこと、うちの者はあんまりできねえ。ほとんど、なんでも知ってる顔で話すからな。</w:t>
       </w:r>
     </w:p>
     <w:p>
@@ -589,7 +589,7 @@
           <w:color w:val="555555"/>
           <w:sz w:val="22"/>
         </w:rPr>
-        <w:t>(電話が切れる。茜が、ホワイトボードの「潮田証人」の下に、小さく「遠藤さん最前列・通路側」と書き足す。)</w:t>
+        <w:t>(電話が切れる。茜がホワイトボードの「潮田証人」の下に、小さく「遠藤さん最前列・通路側」と書き足す。)</w:t>
       </w:r>
     </w:p>
     <w:p>
@@ -635,7 +635,7 @@
           <w:i w:val="0"/>
           <w:sz w:val="22"/>
         </w:rPr>
-        <w:t>もちろん。反対尋問の想定問答は、茜さんにお願いします。大槻さんの立場で、一番嫌な質問を、全部作ってください。</w:t>
+        <w:t>もちろん。反対尋問の想定問答は茜さんにお願いします。大槻さんの立場で、一番嫌な質問を全部作ってください。</w:t>
       </w:r>
     </w:p>
     <w:p>
@@ -688,7 +688,7 @@
           <w:color w:val="555555"/>
           <w:sz w:val="22"/>
         </w:rPr>
-        <w:t>(1月15日(金)、午後7時。事務所の応接室。窓は結露している。潮田章が、グレーのコートを脱いで椅子にかけ、不織布のマスクを外して、新しいものに替える。きちんと折った書類の束と、赤い手帳。三浦が茶を出す。潮田は両手で受け取る。)</w:t>
+        <w:t>(1月15日(金)、午後7時。事務所の応接室。窓は結露している。潮田章がグレーのコートを脱いで椅子にかけ、不織布のマスクを外して新しいものに替える。きちんと折った書類の束と赤い手帳。三浦が茶を出す。潮田は両手で受け取る。)</w:t>
       </w:r>
     </w:p>
     <w:p>
@@ -757,7 +757,7 @@
           <w:i w:val="0"/>
           <w:sz w:val="22"/>
         </w:rPr>
-        <w:t>一本で止められるのは、よほど辛抱強い人です。私は、いつも二本、三本まで待ってしまう。……それが、あの会社での私でした。待ちすぎたんです。</w:t>
+        <w:t>一本で止められるのは、よほど辛抱強い人です。私はいつも二本、三本まで待ってしまう。……それが、あの会社での私でした。待ちすぎたんです。</w:t>
       </w:r>
     </w:p>
     <w:p>
@@ -780,7 +780,7 @@
           <w:i w:val="0"/>
           <w:sz w:val="22"/>
         </w:rPr>
-        <w:t>潮田さん。確認させてください。主尋問で、先生がお聞きするのは大きく三つです。一、ご経歴と、土木調査グループでのお立場。二、二〇〇八年の試算と、その年の七月の会議。三、「当面保留」という結論の意味。</w:t>
+        <w:t>潮田さん。確認させてください。主尋問で先生がお聞きするのは大きく三つです。一、ご経歴と土木調査グループでのお立場。二、二〇〇八年の試算と、その年の七月の会議。三、「当面保留」という結論の意味。</w:t>
       </w:r>
     </w:p>
     <w:p>
@@ -826,7 +826,7 @@
           <w:i w:val="0"/>
           <w:sz w:val="22"/>
         </w:rPr>
-        <w:t>反対尋問では、おそらく、大槻先生が「あなたは、その会議の結論を決めた立場にはなかった」と言います。</w:t>
+        <w:t>反対尋問では、おそらく大槻先生が「あなたは、その会議の結論を決めた立場にはなかった」と言います。</w:t>
       </w:r>
     </w:p>
     <w:p>
@@ -849,7 +849,7 @@
           <w:i w:val="0"/>
           <w:sz w:val="22"/>
         </w:rPr>
-        <w:t>その通りです。決めたのは、私より上の人たちです。私は、数字を作った側の人間に近い立場で、会議の末席にいました。</w:t>
+        <w:t>その通りです。決めたのは私より上の人たちです。私は数字を作った側に近い立場で、会議の末席にいました。</w:t>
       </w:r>
     </w:p>
     <w:p>
@@ -918,7 +918,7 @@
           <w:i w:val="0"/>
           <w:sz w:val="22"/>
         </w:rPr>
-        <w:t>軽くなるかもしれません。でも、軽くならないために、知らないことを知っていると言ってしまったら、反対尋問で崩れます。</w:t>
+        <w:t>軽くなるかもしれません。でも、軽くならないために知らないことを知っていると言ってしまったら、反対尋問で崩れます。</w:t>
       </w:r>
     </w:p>
     <w:p>
@@ -942,16 +942,16 @@
           <w:color w:val="555555"/>
           <w:sz w:val="22"/>
         </w:rPr>
-        <w:t>(しばらく黙って、赤い手帳を開く)</w:t>
-      </w:r>
-      <w:r>
-        <w:rPr>
-          <w:rFonts w:ascii="Times New Roman" w:hAnsi="Times New Roman" w:eastAsia="Malgun Gothic"/>
-          <w:b w:val="0"/>
-          <w:i w:val="0"/>
-          <w:sz w:val="22"/>
-        </w:rPr>
-        <w:t>若いころ、最初の上司から、一つだけ、言われた言葉があります。論語です。「知るを知るとなし、知らざるを知らずとせよ。これ知るなり」。知っていることは知っているとし、知らないことは、知らないとする。それが、本当に知るということだ、と。</w:t>
+        <w:t>(しばらく黙って赤い手帳を開く)</w:t>
+      </w:r>
+      <w:r>
+        <w:rPr>
+          <w:rFonts w:ascii="Times New Roman" w:hAnsi="Times New Roman" w:eastAsia="Malgun Gothic"/>
+          <w:b w:val="0"/>
+          <w:i w:val="0"/>
+          <w:sz w:val="22"/>
+        </w:rPr>
+        <w:t>若いころ、最初の上司から一つだけ言われた言葉があります。論語です。「知るを知るとなし、知らざるを知らずとせよ。これ知るなり」。知っていることは知っているとし、知らないことは知らないとする。それが本当に知るということだ、と。</w:t>
       </w:r>
     </w:p>
     <w:p>
@@ -997,7 +997,7 @@
           <w:i w:val="0"/>
           <w:sz w:val="22"/>
         </w:rPr>
-        <w:t>ええ。私は、その上司の前で、その言葉を何度か裏切りました。数字が、まだ確定していないとき、「大丈夫でしょう」と言ったことがあります。大丈夫でしょう、は、知っている顔をした、知らないの言い方です。</w:t>
+        <w:t>ええ。私はその上司の前で、その言葉を何度か裏切りました。数字がまだ確定していないとき、「大丈夫でしょう」と言ったことがあります。大丈夫でしょう、は、知っている顔をした、知らないの言い方です。</w:t>
       </w:r>
     </w:p>
     <w:p>
@@ -1043,7 +1043,7 @@
           <w:i w:val="0"/>
           <w:sz w:val="22"/>
         </w:rPr>
-        <w:t>いいえ。それだけは、知っています。計算の前提も、波源も、私がどの順番で、どの図面に鉛筆で線を引いたかも、覚えています。……ただ、その数字が、役員会に上がったかどうか。それは、知りません。私が聞いたのは、会議室を出てきた課長の、「当分、これは寝かせる」という一言だけです。</w:t>
+        <w:t>いいえ。それだけは知っています。計算の前提も波源も、私がどの順番でどの図面に鉛筆で線を引いたかも覚えています。……ただ、その数字が役員会に上がったかどうか。それは知りません。私が聞いたのは、会議室を出てきた課長の「当分、これは寝かせる」という一言だけです。</w:t>
       </w:r>
     </w:p>
     <w:p>
@@ -1066,7 +1066,7 @@
           <w:i w:val="0"/>
           <w:sz w:val="22"/>
         </w:rPr>
-        <w:t>「寝かせる」。メモには、どう書かれていましたか。</w:t>
+        <w:t>「寝かせる」。メモにはどう書かれていましたか。</w:t>
       </w:r>
     </w:p>
     <w:p>
@@ -1089,7 +1089,7 @@
           <w:i w:val="0"/>
           <w:sz w:val="22"/>
         </w:rPr>
-        <w:t>「当面保留」。社内メモの一行目です。保留、は、やらないとは、書いていない。だから、あとから、やらないと決めたわけではない、と言える。……そういう言葉選びを、私たちは、ずっとしてきたんです。</w:t>
+        <w:t>「当面保留」。社内メモの一行目です。保留は、やらないとは書いていない。だから、あとからやらないと決めたわけではない、と言える。……そういう言葉選びを、私たちはずっとしてきたんです。</w:t>
       </w:r>
     </w:p>
     <w:p>
@@ -1104,7 +1104,7 @@
           <w:color w:val="555555"/>
           <w:sz w:val="22"/>
         </w:rPr>
-        <w:t>(三浦が、急須を持って入ってくる。二杯目を注ぐ。潮田の手が、湯呑みの縁で一瞬止まる。)</w:t>
+        <w:t>(三浦が急須を持って入ってくる。二杯目を注ぐ。潮田の手が湯呑みの縁で一瞬止まる。)</w:t>
       </w:r>
     </w:p>
     <w:p>
@@ -1173,7 +1173,7 @@
           <w:i w:val="0"/>
           <w:sz w:val="22"/>
         </w:rPr>
-        <w:t>私は、あの二〇一一年の三月、会社のテレビの前で、ずっと立っていました。画面に映った波を見て、数字を、頭の中で計算していました。十四・二に近い、と。それから、何も言わなかった。十年、何も言わなかった。……だから、法廷では、先生が私に聞いてください。私が勝手に話すと、言いたいことを、全部言ってしまうと思うんです。</w:t>
+        <w:t>私はあの二〇一一年の三月、会社のテレビの前でずっと立っていました。画面に映った波を見て、数字を頭の中で計算していました。十四・二に近い、と。それから何も言わなかった。十年、何も言わなかった。……だから法廷では、先生が私に聞いてください。私が勝手に話すと、言いたいことを全部言ってしまうと思うんです。</w:t>
       </w:r>
     </w:p>
     <w:p>
@@ -1196,7 +1196,7 @@
           <w:i w:val="0"/>
           <w:sz w:val="22"/>
         </w:rPr>
-        <w:t>聞かれたことにだけ、お答えください。それが、一番、強いです。</w:t>
+        <w:t>聞かれたことにだけお答えください。それが一番強いです。</w:t>
       </w:r>
     </w:p>
     <w:p>
@@ -1275,7 +1275,7 @@
           <w:i w:val="0"/>
           <w:sz w:val="22"/>
         </w:rPr>
-        <w:t>失礼しました。同じ姓の方が、地元の経済団体の会合にいらしたのを、覚えているだけです。私は、ここで、あなたの先生の名前しか、見ていません。</w:t>
+        <w:t>失礼しました。同じ姓の方が地元の経済団体の会合にいらしたのを、覚えているだけです。私はここで、先生のお名前しか見ていません。</w:t>
       </w:r>
     </w:p>
     <w:p>
@@ -1322,7 +1322,7 @@
           <w:color w:val="555555"/>
           <w:sz w:val="22"/>
         </w:rPr>
-        <w:t>(視線を落として、メモを取るふりをする)</w:t>
+        <w:t>(視線を落としてメモを取るふりをする)</w:t>
       </w:r>
       <w:r>
         <w:rPr>
@@ -1360,7 +1360,7 @@
           <w:color w:val="555555"/>
           <w:sz w:val="22"/>
         </w:rPr>
-        <w:t>(1月20日(水)、午前10時。奥浜地方裁判所の大法廷。傍聴席は四十席の半分、一席おきにテープ。アクリル板が証言台の前に立つ。原告席に遼と茜。被告席は国側に細川と二人の訟務検事、電力側に大槻とその補助者。最前列の端、通路側に、遠藤が杖と小さな酸素ボンベを膝に。隣に和代。後方に、柚木。)</w:t>
+        <w:t>(1月20日(水)、午前10時。奥浜地方裁判所の大法廷。傍聴席は四十席の半分、一席おきにテープ。アクリル板が証言台の前に立つ。原告席に遼と茜。被告席は国側に細川と二人の訟務検事、電力側に大槻とその補助者。最前列の端、通路側に、遠藤が杖と小さな酸素ボンベを膝に。隣に和代。後方に柚木。)</w:t>
       </w:r>
     </w:p>
     <w:p>
@@ -1436,7 +1436,7 @@
           <w:i w:val="0"/>
           <w:sz w:val="22"/>
         </w:rPr>
-        <w:t>証人、お名前と、ご住所を。</w:t>
+        <w:t>証人、お名前とご住所を。</w:t>
       </w:r>
     </w:p>
     <w:p>
@@ -1482,7 +1482,7 @@
           <w:i w:val="0"/>
           <w:sz w:val="22"/>
         </w:rPr>
-        <w:t>宣誓書を、朗読してください。</w:t>
+        <w:t>宣誓書を朗読してください。</w:t>
       </w:r>
     </w:p>
     <w:p>
@@ -1515,7 +1515,7 @@
           <w:i w:val="0"/>
           <w:sz w:val="22"/>
         </w:rPr>
-        <w:t>宣誓。良心に従って、真実を述べ、何事も隠さず、また、何事も付け加えないことを誓います。</w:t>
+        <w:t>宣誓。良心に従って真実を述べ、何事も隠さず、また何事も付け加えないことを誓います。</w:t>
       </w:r>
     </w:p>
     <w:p>
@@ -1538,7 +1538,7 @@
           <w:i w:val="0"/>
           <w:sz w:val="22"/>
         </w:rPr>
-        <w:t>証人には、偽証罪の定めがあることを、申し上げておきます。分からないことは分からない、と答えて構いません。覚えていないことを、推測で補う必要はありません。では、原告代理人。</w:t>
+        <w:t>証人には偽証罪の定めがあることを申し上げておきます。分からないことは分からないと答えて構いません。覚えていないことを推測で補う必要はありません。では、原告代理人。</w:t>
       </w:r>
     </w:p>
     <w:p>
@@ -1561,7 +1561,7 @@
           <w:i w:val="0"/>
           <w:sz w:val="22"/>
         </w:rPr>
-        <w:t>原告代理人の真壁です。主尋問を始めます。証人、まず、あなたの経歴を教えてください。</w:t>
+        <w:t>原告代理人の真壁です。主尋問を始めます。証人、まずあなたの経歴を教えてください。</w:t>
       </w:r>
     </w:p>
     <w:p>
@@ -1584,7 +1584,7 @@
           <w:i w:val="0"/>
           <w:sz w:val="22"/>
         </w:rPr>
-        <w:t>一九八四年に奥浜電力に入社しました。土木系の技術者です。海岸施設の設計に二十年、二〇〇五年から、土木調査グループに移り、二〇一三年に、グループの部長のまま退職しました。</w:t>
+        <w:t>一九八四年に奥浜電力に入社しました。土木系の技術者です。海岸施設の設計に二十年、二〇〇五年から土木調査グループに移り、二〇一三年にグループの部長のまま退職しました。</w:t>
       </w:r>
     </w:p>
     <w:p>
@@ -1630,7 +1630,7 @@
           <w:i w:val="0"/>
           <w:sz w:val="22"/>
         </w:rPr>
-        <w:t>発電所の敷地の、地震や津波の評価です。自治体や国の調査結果を、社内の設計基準に落とし込むための計算をします。</w:t>
+        <w:t>発電所の敷地の地震や津波の評価です。自治体や国の調査結果を社内の設計基準に落とし込むための計算をします。</w:t>
       </w:r>
     </w:p>
     <w:p>
@@ -1653,7 +1653,7 @@
           <w:i w:val="0"/>
           <w:sz w:val="22"/>
         </w:rPr>
-        <w:t>二〇〇二年、国の地震調査研究推進本部が「長期評価」を公表しました。その時、グループは、どのような受け止めをしましたか。</w:t>
+        <w:t>二〇〇二年、国の地震調査研究推進本部が「長期評価」を公表しました。その時、グループはどのように受け止めましたか。</w:t>
       </w:r>
     </w:p>
     <w:p>
@@ -1676,7 +1676,7 @@
           <w:i w:val="0"/>
           <w:sz w:val="22"/>
         </w:rPr>
-        <w:t>「無視はできない」というのが、最初の空気でした。ただ、確定的なものではない、という声もありました。学者の間でも、意見が割れていましたので。</w:t>
+        <w:t>「無視はできない」というのが最初の空気でした。ただ、確定的なものではないという声もありました。学者の間でも意見が割れていましたので。</w:t>
       </w:r>
     </w:p>
     <w:p>
@@ -1699,7 +1699,7 @@
           <w:i w:val="0"/>
           <w:sz w:val="22"/>
         </w:rPr>
-        <w:t>二〇〇八年に、グループは、何をしましたか。</w:t>
+        <w:t>二〇〇八年にグループは何をしましたか。</w:t>
       </w:r>
     </w:p>
     <w:p>
@@ -1722,7 +1722,7 @@
           <w:i w:val="0"/>
           <w:sz w:val="22"/>
         </w:rPr>
-        <w:t>長期評価の波源をそのまま用いた場合の、試算を行いました。依頼は、本店の原子力部門からです。結果は、敷地南側で、最大の浸水高が、十四・二メートル。</w:t>
+        <w:t>長期評価の波源をそのまま用いた場合の試算を行いました。依頼は本店の原子力部門からです。結果は、敷地南側で最大の浸水高が十四・二メートル。</w:t>
       </w:r>
     </w:p>
     <w:p>
@@ -1737,7 +1737,7 @@
           <w:color w:val="555555"/>
           <w:sz w:val="22"/>
         </w:rPr>
-        <w:t>(傍聴席が、かすかに動く。細川が、ペンを持ち替える。)</w:t>
+        <w:t>(傍聴席がかすかに動く。細川がペンを持ち替える。)</w:t>
       </w:r>
     </w:p>
     <w:p>
@@ -1760,7 +1760,7 @@
           <w:i w:val="0"/>
           <w:sz w:val="22"/>
         </w:rPr>
-        <w:t>甲第百十二号証を示します。二〇〇八年七月三十一日付の、社内メモです。これは、証人が見たものですか。</w:t>
+        <w:t>甲第百十二号証を示します。二〇〇八年七月三十一日付の社内メモです。これは証人が見たものですか。</w:t>
       </w:r>
     </w:p>
     <w:p>
@@ -1898,7 +1898,7 @@
           <w:i w:val="0"/>
           <w:sz w:val="22"/>
         </w:rPr>
-        <w:t>会議で、保留が決まった時、証人は、どう思いましたか。</w:t>
+        <w:t>会議で保留が決まった時、証人はどう思いましたか。</w:t>
       </w:r>
     </w:p>
     <w:p>
@@ -1913,7 +1913,7 @@
           <w:color w:val="555555"/>
           <w:sz w:val="22"/>
         </w:rPr>
-        <w:t>(間。潮田がアクリル板の向こうの、遠藤の顔を見る。)</w:t>
+        <w:t>(間。潮田がアクリル板の向こうの遠藤の顔を見る。)</w:t>
       </w:r>
     </w:p>
     <w:p>
@@ -1936,7 +1936,7 @@
           <w:i w:val="0"/>
           <w:sz w:val="22"/>
         </w:rPr>
-        <w:t>……「保留は、決定なのだ」と、思いました。決まらない、のではなく、決めない、という決定です。検討を外に出す、と言えば、聞こえはいい。ですが、次の社内会議に、その議題は戻ってきませんでした。</w:t>
+        <w:t>……「保留は、決定なのだ」と思いました。決まらないのではなく、決めないという決定です。検討を外に出すと言えば聞こえはいい。ですが、次の社内会議にその議題は戻ってきませんでした。</w:t>
       </w:r>
     </w:p>
     <w:p>
@@ -2005,7 +2005,7 @@
           <w:i w:val="0"/>
           <w:sz w:val="22"/>
         </w:rPr>
-        <w:t>証人は、「次の会議に戻ってこなかった」ことを、事実として述べていますが、証人が出席していない会議の議題については、証人の知り得る範囲を超えております。</w:t>
+        <w:t>証人は「次の会議に戻ってこなかった」ことを事実として述べていますが、証人が出席していない会議の議題については、証人の知り得る範囲を超えております。</w:t>
       </w:r>
     </w:p>
     <w:p>
@@ -2051,7 +2051,7 @@
           <w:i w:val="0"/>
           <w:sz w:val="22"/>
         </w:rPr>
-        <w:t>証人は、グループの部長として、グループに関係する議題の進行を、把握する立場にありました。その範囲で、お聞きしています。</w:t>
+        <w:t>証人はグループの部長として、グループに関係する議題の進行を把握する立場にありました。その範囲でお聞きしています。</w:t>
       </w:r>
     </w:p>
     <w:p>
@@ -2074,7 +2074,7 @@
           <w:i w:val="0"/>
           <w:sz w:val="22"/>
         </w:rPr>
-        <w:t>証人は、「戻ってこなかった」の範囲を、ご自身が把握していた範囲で答えてください。異議は、そのうえで、却下します。</w:t>
+        <w:t>証人は「戻ってこなかった」の範囲を、ご自身が把握していた範囲で答えてください。異議は、そのうえで却下します。</w:t>
       </w:r>
     </w:p>
     <w:p>
@@ -2097,7 +2097,7 @@
           <w:i w:val="0"/>
           <w:sz w:val="22"/>
         </w:rPr>
-        <w:t>……はい。では、言い直します。私が出席し、あるいは、私に議事録が回ってきた会議の中では、戻ってきませんでした。役員会に、その議題が上がったかどうかは、私は知りません。</w:t>
+        <w:t>……はい。では、言い直します。私が出席し、あるいは私に議事録が回ってきた会議の中では、戻ってきませんでした。役員会にその議題が上がったかどうかは、私は知りません。</w:t>
       </w:r>
     </w:p>
     <w:p>
@@ -2112,7 +2112,7 @@
           <w:color w:val="555555"/>
           <w:sz w:val="22"/>
         </w:rPr>
-        <w:t>(傍聴席の最前列で、遠藤が、杖の上の両手に力を込める。)</w:t>
+        <w:t>(傍聴席の最前列で、遠藤が杖の上の両手に力を込める。)</w:t>
       </w:r>
     </w:p>
     <w:p>
@@ -2135,7 +2135,7 @@
           <w:i w:val="0"/>
           <w:sz w:val="22"/>
         </w:rPr>
-        <w:t>知らないことは、知らない、と。</w:t>
+        <w:t>知らないことは知らない、と。</w:t>
       </w:r>
     </w:p>
     <w:p>
@@ -2234,7 +2234,7 @@
           <w:i w:val="0"/>
           <w:sz w:val="22"/>
         </w:rPr>
-        <w:t>電力側代理人の大槻です。証人、午前は、長いお話をありがとうございました。少し、確認させてください。</w:t>
+        <w:t>電力側代理人の大槻です。証人、午前は長いお話をありがとうございました。少し確認させてください。</w:t>
       </w:r>
     </w:p>
     <w:p>
@@ -2349,7 +2349,7 @@
           <w:i w:val="0"/>
           <w:sz w:val="22"/>
         </w:rPr>
-        <w:t>波源を仮定した計算は、津波の評価では、すべてそうです。その意味では、仮定です。ただ、仮定を置いて、計算の結果を設計に生かすのが、私たちの仕事でした。</w:t>
+        <w:t>波源を仮定した計算は、津波の評価ではすべてそうです。その意味では仮定です。ただ、仮定を置いて計算の結果を設計に生かすのが、私たちの仕事でした。</w:t>
       </w:r>
     </w:p>
     <w:p>
@@ -2372,7 +2372,7 @@
           <w:i w:val="0"/>
           <w:sz w:val="22"/>
         </w:rPr>
-        <w:t>証人は、土木調査グループの部長でしたが、同時に、役員ではありませんでした。</w:t>
+        <w:t>証人は土木調査グループの部長でしたが、役員ではありませんでした。</w:t>
       </w:r>
     </w:p>
     <w:p>
@@ -2533,7 +2533,7 @@
           <w:i w:val="0"/>
           <w:sz w:val="22"/>
         </w:rPr>
-        <w:t>二〇一一年の春以降、と聞いています。……私は、その結果が出る前に、すでに別の業務に移っていました。</w:t>
+        <w:t>二〇一一年の春以降と聞いています。……私はその結果が出る前に、すでに別の業務に移っていました。</w:t>
       </w:r>
     </w:p>
     <w:p>
@@ -2556,7 +2556,7 @@
           <w:i w:val="0"/>
           <w:sz w:val="22"/>
         </w:rPr>
-        <w:t>では、証人は、結果の内容を、知らない。</w:t>
+        <w:t>では、証人は結果の内容を知らない。</w:t>
       </w:r>
     </w:p>
     <w:p>
@@ -2602,7 +2602,7 @@
           <w:i w:val="0"/>
           <w:sz w:val="22"/>
         </w:rPr>
-        <w:t>知らない。(間)ありがとうございます。それから、証人が、二〇一三年に退職された経緯です。希望退職でしたか。</w:t>
+        <w:t>知らない。(間)ありがとうございます。それから、証人が二〇一三年に退職された経緯です。希望退職でしたか。</w:t>
       </w:r>
     </w:p>
     <w:p>
@@ -2717,7 +2717,7 @@
           <w:i w:val="0"/>
           <w:sz w:val="22"/>
         </w:rPr>
-        <w:t>はい。早期退職の募集に、応じました。</w:t>
+        <w:t>はい。早期退職の募集に応じました。</w:t>
       </w:r>
     </w:p>
     <w:p>
@@ -2786,7 +2786,7 @@
           <w:i w:val="0"/>
           <w:sz w:val="22"/>
         </w:rPr>
-        <w:t>その誓約書には、社内の機密情報を、第三者に開示しない旨が、記載されていましたか。</w:t>
+        <w:t>その誓約書には、社内の機密情報を第三者に開示しない旨が記載されていましたか。</w:t>
       </w:r>
     </w:p>
     <w:p>
@@ -2855,7 +2855,7 @@
           <w:i w:val="0"/>
           <w:sz w:val="22"/>
         </w:rPr>
-        <w:t>……あります。ただ、公益通報者保護法が、昨年六月に改正されました。退職者も、保護の対象に入っています。私は、弁護士に相談して、その範囲で話しています。</w:t>
+        <w:t>……あります。ただ、公益通報者保護法が昨年六月に改正されました。退職者も保護の対象に入っています。私は弁護士に相談して、その範囲で話しています。</w:t>
       </w:r>
     </w:p>
     <w:p>
@@ -2878,7 +2878,7 @@
           <w:i w:val="0"/>
           <w:sz w:val="22"/>
         </w:rPr>
-        <w:t>結構です。では、最後に。証人は、今回の件に関して、原告の側から、何らかの便宜や、報酬を受け取っていますか。</w:t>
+        <w:t>結構です。では最後に。証人は今回の件に関して、原告の側から何らかの便宜や報酬を受け取っていますか。</w:t>
       </w:r>
     </w:p>
     <w:p>
@@ -2948,16 +2948,16 @@
           <w:color w:val="555555"/>
           <w:sz w:val="22"/>
         </w:rPr>
-        <w:t>(わずかに、口元が動く)</w:t>
-      </w:r>
-      <w:r>
-        <w:rPr>
-          <w:rFonts w:ascii="Times New Roman" w:hAnsi="Times New Roman" w:eastAsia="Malgun Gothic"/>
-          <w:b w:val="0"/>
-          <w:i w:val="0"/>
-          <w:sz w:val="22"/>
-        </w:rPr>
-        <w:t>失礼しました。反対尋問は、以上です。</w:t>
+        <w:t>(わずかに口元が動く)</w:t>
+      </w:r>
+      <w:r>
+        <w:rPr>
+          <w:rFonts w:ascii="Times New Roman" w:hAnsi="Times New Roman" w:eastAsia="Malgun Gothic"/>
+          <w:b w:val="0"/>
+          <w:i w:val="0"/>
+          <w:sz w:val="22"/>
+        </w:rPr>
+        <w:t>失礼しました。反対尋問は以上です。</w:t>
       </w:r>
     </w:p>
     <w:p>
@@ -2972,7 +2972,7 @@
           <w:color w:val="555555"/>
           <w:sz w:val="22"/>
         </w:rPr>
-        <w:t>(席に戻る途中、大槻が、一度だけ、遼の方を見る。「お手柔らかに」とでも言いたげな、あるいは言うべきでない、表情。)</w:t>
+        <w:t>(席に戻る途中、大槻が一度だけ遼の方を見る。「お手柔らかに」とでも言いたげな、あるいは言うべきでない表情。)</w:t>
       </w:r>
     </w:p>
     <w:p>
@@ -3018,7 +3018,7 @@
           <w:i w:val="0"/>
           <w:sz w:val="22"/>
         </w:rPr>
-        <w:t>一つだけ。証人、先ほど、反対尋問で、あなたは、何度か「知りません」と答えましたね。</w:t>
+        <w:t>一つだけ。証人、先ほど反対尋問で、あなたは何度か「知りません」と答えましたね。</w:t>
       </w:r>
     </w:p>
     <w:p>
@@ -3064,7 +3064,7 @@
           <w:i w:val="0"/>
           <w:sz w:val="22"/>
         </w:rPr>
-        <w:t>その中で、あなたが、確かに知っていると、言えることは何ですか。</w:t>
+        <w:t>その中で、あなたが確かに知っていると言えることは何ですか。</w:t>
       </w:r>
     </w:p>
     <w:p>
@@ -3087,7 +3087,7 @@
           <w:i w:val="0"/>
           <w:sz w:val="22"/>
         </w:rPr>
-        <w:t>……十四・二メートルという数字を、私が出したこと。その数字が、二〇〇八年の七月に、会議室で、紙に書かれていたこと。それが、「当面保留」になったこと。その三つです。</w:t>
+        <w:t>……十四・二メートルという数字を私が出したこと。その数字が二〇〇八年の七月に、会議室で紙に書かれていたこと。それが「当面保留」になったこと。その三つです。</w:t>
       </w:r>
     </w:p>
     <w:p>
@@ -3156,7 +3156,7 @@
           <w:i w:val="0"/>
           <w:sz w:val="22"/>
         </w:rPr>
-        <w:t>証人。保留とは、津波の対策を、「しない」という決定でしたか。それとも、「決めない」という決定でしたか。あなたが、知っている範囲で、お答えください。</w:t>
+        <w:t>証人。保留とは、津波の対策を「しない」という決定でしたか。それとも「決めない」という決定でしたか。あなたが知っている範囲でお答えください。</w:t>
       </w:r>
     </w:p>
     <w:p>
@@ -3179,7 +3179,7 @@
           <w:i w:val="0"/>
           <w:sz w:val="22"/>
         </w:rPr>
-        <w:t>……「決めない」ことを、組織が選んだのだ、と、私は思っています。ただ、それは、私の思いであって、事実ではありません。事実として、私が言えるのは、保留の後、設計の変更は、何も行われなかった、ということです。</w:t>
+        <w:t>……「決めない」ことを組織が選んだのだ、と私は思っています。ただ、それは私の思いであって、事実ではありません。事実として私が言えるのは、保留の後、設計の変更は何も行われなかった、ということです。</w:t>
       </w:r>
     </w:p>
     <w:p>
@@ -3240,7 +3240,7 @@
           <w:i w:val="0"/>
           <w:sz w:val="22"/>
         </w:rPr>
-        <w:t>証人は、これで終了です。お疲れさまでした。ご足労をおかけしました。</w:t>
+        <w:t>証人はこれで終了です。お疲れさまでした。ご足労をおかけしました。</w:t>
       </w:r>
     </w:p>
     <w:p>
@@ -3255,7 +3255,7 @@
           <w:color w:val="555555"/>
           <w:sz w:val="22"/>
         </w:rPr>
-        <w:t>(潮田が、深く一礼して、証言台を離れる。通路で、最前列の遠藤の横を通る。遠藤が、そっと、右手を上げる。潮田が、立ち止まり、頭を下げる。)</w:t>
+        <w:t>(潮田が深く一礼して証言台を離れる。通路で最前列の遠藤の横を通る。遠藤がそっと右手を上げる。潮田が立ち止まり、頭を下げる。)</w:t>
       </w:r>
     </w:p>
     <w:p>
@@ -3285,7 +3285,7 @@
           <w:color w:val="555555"/>
           <w:sz w:val="22"/>
         </w:rPr>
-        <w:t>(午後4時。裁判所の正面玄関の外。みぞれが雪に変わっている。ガラスの内側で、傍聴を終えた原告たちが、マスクの上から小さく話している。遠藤は和代に支えられ、ベンチに座っている。ボンベの管を、鼻に当てている。)</w:t>
+        <w:t>(午後4時。裁判所の正面玄関の外。みぞれが雪に変わっている。ガラスの内側で、傍聴を終えた原告たちがマスクの上から小さく話している。遠藤は和代に支えられてベンチに座っている。ボンベの管を鼻に当てている。)</w:t>
       </w:r>
     </w:p>
     <w:p>
@@ -3318,7 +3318,7 @@
           <w:i w:val="0"/>
           <w:sz w:val="22"/>
         </w:rPr>
-        <w:t>……潮田さん、みんなの前で、「知りません」って、何べんも言ったな。</w:t>
+        <w:t>……潮田さん、みんなの前で「知りません」って何べんも言ったな。</w:t>
       </w:r>
     </w:p>
     <w:p>
@@ -3364,7 +3364,7 @@
           <w:i w:val="0"/>
           <w:sz w:val="22"/>
         </w:rPr>
-        <w:t>いいんだ。聞けて、よかった。……おら、あの人が、「知らねえ」って言うたびに、信用した。ふしぎだべ。知ってるって言われっと、疑いてえのによ。</w:t>
+        <w:t>いいんだ。聞けて、よかった。……おら、あの人が「知らねえ」って言うたびに信用した。ふしぎだべ。知ってるって言われっと、疑いてえのによ。</w:t>
       </w:r>
     </w:p>
     <w:p>
@@ -3379,7 +3379,7 @@
           <w:color w:val="555555"/>
           <w:sz w:val="22"/>
         </w:rPr>
-        <w:t>(玄関の自動ドアが開く。紺のコートの老人が、一人で出てくる。大沼である。後援会の腕章はない。傘を畳んで、ためらってから、遠藤の前に立つ。)</w:t>
+        <w:t>(玄関の自動ドアが開く。紺のコートの老人が一人で出てくる。大沼である。後援会の腕章はない。傘を畳んで、ためらってから遠藤の前に立つ。)</w:t>
       </w:r>
     </w:p>
     <w:p>
@@ -3402,7 +3402,7 @@
           <w:i w:val="0"/>
           <w:sz w:val="22"/>
         </w:rPr>
-        <w:t>……遠藤さん、でしたな。後援会の、汐見支部の大沼です。</w:t>
+        <w:t>……遠藤さん、でしたな。後援会の汐見支部の大沼です。</w:t>
       </w:r>
     </w:p>
     <w:p>
@@ -3435,7 +3435,7 @@
           <w:i w:val="0"/>
           <w:sz w:val="22"/>
         </w:rPr>
-        <w:t>知っとる。毎年、お盆に町内の盆踊りで、いちばん前で挨拶してた人だ。</w:t>
+        <w:t>知っとる。毎年お盆に、町内の盆踊りでいちばん前で挨拶してた人だ。</w:t>
       </w:r>
     </w:p>
     <w:p>
@@ -3458,7 +3458,7 @@
           <w:i w:val="0"/>
           <w:sz w:val="22"/>
         </w:rPr>
-        <w:t>今日は、傍聴席の一番後ろに、おりました。券は、並んで取りました。</w:t>
+        <w:t>今日は傍聴席の一番後ろにおりました。券は並んで取りました。</w:t>
       </w:r>
     </w:p>
     <w:p>
@@ -3514,7 +3514,7 @@
           <w:i w:val="0"/>
           <w:sz w:val="22"/>
         </w:rPr>
-        <w:t>抽選の列に、私も。……当たりました。運のいいことです。</w:t>
+        <w:t>抽選の列に私も。……当たりました。運のいいことです。</w:t>
       </w:r>
     </w:p>
     <w:p>
@@ -3529,7 +3529,7 @@
           <w:color w:val="555555"/>
           <w:sz w:val="22"/>
         </w:rPr>
-        <w:t>(遼と茜が、通用口から出てくる。大沼に気づいて、足を止める。)</w:t>
+        <w:t>(遼と茜が通用口から出てくる。大沼に気づいて足を止める。)</w:t>
       </w:r>
     </w:p>
     <w:p>
@@ -3575,7 +3575,7 @@
           <w:i w:val="0"/>
           <w:sz w:val="22"/>
         </w:rPr>
-        <w:t>真壁先生。お邪魔でしたな。すぐ、帰ります。……ひとつだけ、申し上げておきたくて。</w:t>
+        <w:t>真壁先生。お邪魔でしたな。すぐ帰ります。……ひとつだけ、申し上げておきたくて。</w:t>
       </w:r>
     </w:p>
     <w:p>
@@ -3621,7 +3621,7 @@
           <w:i w:val="0"/>
           <w:sz w:val="22"/>
         </w:rPr>
-        <w:t>私の家内の兄が、波戸の生まれでして。五年前に、避難先のアパートで亡くなりました。誰にも看取られず、四日して、見つかった。……葬式の席で、後援会の者たちが、「先生が見舞金の件で骨折りしてくださった」と、話していました。私は、うなずいていました。</w:t>
+        <w:t>私の家内の兄が波戸の生まれでして。五年前に避難先のアパートで亡くなりました。誰にも看取られず、四日して見つかった。……葬式の席で、後援会の者たちが「先生が見舞金の件で骨折りしてくださった」と話していました。私はうなずいていました。</w:t>
       </w:r>
     </w:p>
     <w:p>
@@ -3636,7 +3636,7 @@
           <w:color w:val="555555"/>
           <w:sz w:val="22"/>
         </w:rPr>
-        <w:t>(誰も何も言わない。みぞれが、玄関の庇を叩く。)</w:t>
+        <w:t>(誰も何も言わない。みぞれが玄関の庇を叩く。)</w:t>
       </w:r>
     </w:p>
     <w:p>
@@ -3659,7 +3659,7 @@
           <w:i w:val="0"/>
           <w:sz w:val="22"/>
         </w:rPr>
-        <w:t>今日、あの証人の方が、「知らないことは、知りません」と言うのを聞いて、思いました。私は、四年間、知っている顔で、うなずいていた。知らない、とは、言えなかった。</w:t>
+        <w:t>今日、あの証人の方が「知らないことは、知りません」と言うのを聞いて思いました。私は四年間、知っている顔でうなずいていた。知らない、とは言えなかった。</w:t>
       </w:r>
     </w:p>
     <w:p>
@@ -3705,7 +3705,7 @@
           <w:i w:val="0"/>
           <w:sz w:val="22"/>
         </w:rPr>
-        <w:t>後援会の新年会は、緊急事態で延期になりました。それで、私は、今日、ここへ来られました。……功先生には、今日のことを、お伝えするな、とも、お伝えするよ、とも、申しません。私は、嘘が苦手でして。聞かれたら、答えます。</w:t>
+        <w:t>後援会の新年会は緊急事態で延期になりました。それで私は、今日ここへ来られました。……功先生には、今日のことをお伝えするな、ともお伝えするよ、とも申しません。私は嘘が苦手でして。聞かれたら答えます。</w:t>
       </w:r>
     </w:p>
     <w:p>
@@ -3738,7 +3738,7 @@
           <w:i w:val="0"/>
           <w:sz w:val="22"/>
         </w:rPr>
-        <w:t>ありがとうございます。それで、十分です。</w:t>
+        <w:t>ありがとうございます。それで十分です。</w:t>
       </w:r>
     </w:p>
     <w:p>
@@ -3761,7 +3761,7 @@
           <w:i w:val="0"/>
           <w:sz w:val="22"/>
         </w:rPr>
-        <w:t>それと、もう一つ。……お茶を、一杯、いただけますか。真壁先生の事務所の。桐生先生のお通夜の時、私は、列の一番後ろでした。あの時は、順番が来る前に、帰ってしまった。</w:t>
+        <w:t>それと、もう一つ。……お茶を一杯いただけますか。真壁先生の事務所の。桐生先生のお通夜の時、私は列の一番後ろでした。あの時は、順番が来る前に帰ってしまった。</w:t>
       </w:r>
     </w:p>
     <w:p>
@@ -3784,7 +3784,7 @@
           <w:i w:val="0"/>
           <w:sz w:val="22"/>
         </w:rPr>
-        <w:t>今夜、事務所に、いらしてください。一番長く待った方から、お出しします。それは、遠藤さんです。大沼さんは、その次の次、くらいで、いかがですか。</w:t>
+        <w:t>今夜、事務所にいらしてください。一番長く待った方からお出しします。それは遠藤さんです。大沼さんは、その次の次くらいで、いかがですか。</w:t>
       </w:r>
     </w:p>
     <w:p>
@@ -3817,7 +3817,7 @@
           <w:i w:val="0"/>
           <w:sz w:val="22"/>
         </w:rPr>
-        <w:t>おそれいります。……遠藤さん、お先に、どうぞ。</w:t>
+        <w:t>おそれいります。……遠藤さん、お先にどうぞ。</w:t>
       </w:r>
     </w:p>
     <w:p>
@@ -3888,7 +3888,7 @@
           <w:color w:val="555555"/>
           <w:sz w:val="22"/>
         </w:rPr>
-        <w:t>(柚木が、少し離れたところで、メモを取らずに、その様子を見ている。)</w:t>
+        <w:t>(柚木が少し離れたところで、メモを取らずにその様子を見ている。)</w:t>
       </w:r>
     </w:p>
     <w:p>
@@ -3918,7 +3918,7 @@
           <w:color w:val="555555"/>
           <w:sz w:val="22"/>
         </w:rPr>
-        <w:t>(1月27日(水)、午前10時。大法廷。傍聴席は同じ配置。原告席に遼と茜。被告側は、細川の隣に、グレーのスーツの辻本健吾、六十四歳、細身、白髪を短く刈っている。傍聴席に遠藤はいない。代わりに、大城が最前列に座る。)</w:t>
+        <w:t>(1月27日(水)、午前10時。大法廷。傍聴席は同じ配置。原告席に遼と茜。被告側は、細川の隣に、グレーのスーツの辻本健吾、六十四歳、細身、白髪を短く刈っている。傍聴席に遠藤はいない。代わりに大城が最前列に座る。)</w:t>
       </w:r>
     </w:p>
     <w:p>
@@ -3956,7 +3956,7 @@
           <w:color w:val="555555"/>
           <w:sz w:val="22"/>
         </w:rPr>
-        <w:t>(宣誓。辻本の声は、落ち着いている。)</w:t>
+        <w:t>(宣誓。辻本の声は落ち着いている。)</w:t>
       </w:r>
     </w:p>
     <w:p>
@@ -4002,7 +4002,7 @@
           <w:i w:val="0"/>
           <w:sz w:val="22"/>
         </w:rPr>
-        <w:t>一九八〇年に、旧・通商産業省に入省しました。原子力の安全規制に関わる部門を歩き、二〇〇六年から、二〇一一年の三月まで、原子炉施設の安全審査に携わっておりました。</w:t>
+        <w:t>一九八〇年に旧・通商産業省に入省しました。原子力の安全規制に関わる部門を歩き、二〇〇六年から二〇一一年の三月まで、原子炉施設の安全審査に携わっておりました。</w:t>
       </w:r>
     </w:p>
     <w:p>
@@ -4025,7 +4025,7 @@
           <w:i w:val="0"/>
           <w:sz w:val="22"/>
         </w:rPr>
-        <w:t>二〇〇二年の「長期評価」について、当時の安全規制担当部門は、どのような受け止めでしたか。</w:t>
+        <w:t>二〇〇二年の「長期評価」について、当時の安全規制担当部門はどのような受け止めでしたか。</w:t>
       </w:r>
     </w:p>
     <w:p>
@@ -4048,7 +4048,7 @@
           <w:i w:val="0"/>
           <w:sz w:val="22"/>
         </w:rPr>
-        <w:t>専門家の間でも見解が分かれていた、確立した知見とは言い難いものでした。規制の基準に、直ちに取り込む性質のものではない、というのが、当時の担当者の認識です。</w:t>
+        <w:t>専門家の間でも見解が分かれていた、確立した知見とは言い難いものでした。規制の基準に直ちに取り込む性質のものではない、というのが当時の担当者の認識です。</w:t>
       </w:r>
     </w:p>
     <w:p>
@@ -4071,7 +4071,7 @@
           <w:i w:val="0"/>
           <w:sz w:val="22"/>
         </w:rPr>
-        <w:t>証人は、二〇〇八年の、事業者による津波の試算について、報告を受けましたか。</w:t>
+        <w:t>証人は二〇〇八年の、事業者による津波の試算について、報告を受けましたか。</w:t>
       </w:r>
     </w:p>
     <w:p>
@@ -4224,7 +4224,7 @@
           <w:i w:val="0"/>
           <w:sz w:val="22"/>
         </w:rPr>
-        <w:t>原告代理人の真壁です。証人、いくつか伺います。まず、確認です。証人は、二〇〇六年に、安全審査の担当になられましたね。同じ年、国は、原子炉の耐震設計審査指針を改訂しました。</w:t>
+        <w:t>原告代理人の真壁です。証人、いくつか伺います。まず確認です。証人は二〇〇六年に安全審査の担当になられましたね。同じ年、国は原子炉の耐震設計審査指針を改訂しました。</w:t>
       </w:r>
     </w:p>
     <w:p>
@@ -4270,7 +4270,7 @@
           <w:i w:val="0"/>
           <w:sz w:val="22"/>
         </w:rPr>
-        <w:t>次に、二〇〇七年の、ある事業者との会合について伺います。資料を示します。乙第五十八号証。保安院内の、非公開の勉強会の議事メモです。証人は、この会合に出席していましたか。</w:t>
+        <w:t>次に、二〇〇七年のある事業者との会合について伺います。資料を示します。乙第五十八号証。保安院内の非公開の勉強会の議事メモです。証人はこの会合に出席していましたか。</w:t>
       </w:r>
     </w:p>
     <w:p>
@@ -4316,7 +4316,7 @@
           <w:i w:val="0"/>
           <w:sz w:val="22"/>
         </w:rPr>
-        <w:t>出席者の欄に、証人のお名前があります。</w:t>
+        <w:t>出席者の欄に証人のお名前があります。</w:t>
       </w:r>
     </w:p>
     <w:p>
@@ -4339,7 +4339,7 @@
           <w:i w:val="0"/>
           <w:sz w:val="22"/>
         </w:rPr>
-        <w:t>名前が載っているのなら、出席していたのでしょう。ただ、内容については、記憶にございません。</w:t>
+        <w:t>名前が載っているのなら、出席していたのでしょう。ただ、内容については記憶にございません。</w:t>
       </w:r>
     </w:p>
     <w:p>
@@ -4362,7 +4362,7 @@
           <w:i w:val="0"/>
           <w:sz w:val="22"/>
         </w:rPr>
-        <w:t>三ページ目の、三行目を、読んでいただけますか。</w:t>
+        <w:t>三ページ目の三行目を読んでいただけますか。</w:t>
       </w:r>
     </w:p>
     <w:p>
@@ -4408,7 +4408,7 @@
           <w:i w:val="0"/>
           <w:sz w:val="22"/>
         </w:rPr>
-        <w:t>数値は、非公表。この説明を、あなたは聞いていましたか。</w:t>
+        <w:t>数値は非公表。この説明を、あなたは聞いていましたか。</w:t>
       </w:r>
     </w:p>
     <w:p>
@@ -4500,7 +4500,7 @@
           <w:i w:val="0"/>
           <w:sz w:val="22"/>
         </w:rPr>
-        <w:t>証人。「記憶にございません」と、「聞いていません」は、同じ意味ですか。</w:t>
+        <w:t>証人。「記憶にございません」と「聞いていません」は、同じ意味ですか。</w:t>
       </w:r>
     </w:p>
     <w:p>
@@ -4523,7 +4523,7 @@
           <w:i w:val="0"/>
           <w:sz w:val="22"/>
         </w:rPr>
-        <w:t>異議。尋問が、証人の言葉の定義に及んでいます。</w:t>
+        <w:t>異議。尋問が証人の言葉の定義に及んでいます。</w:t>
       </w:r>
     </w:p>
     <w:p>
@@ -4569,7 +4569,7 @@
           <w:i w:val="0"/>
           <w:sz w:val="22"/>
         </w:rPr>
-        <w:t>……違います。「聞いていません」と、断言することは、できない。そういう意味です。</w:t>
+        <w:t>……違います。「聞いていません」と断言することは、できない。そういう意味です。</w:t>
       </w:r>
     </w:p>
     <w:p>
@@ -4592,7 +4592,7 @@
           <w:i w:val="0"/>
           <w:sz w:val="22"/>
         </w:rPr>
-        <w:t>聞いていた可能性を、排除できない、ということですね。</w:t>
+        <w:t>聞いていた可能性を排除できない、ということですね。</w:t>
       </w:r>
     </w:p>
     <w:p>
@@ -4615,7 +4615,7 @@
           <w:i w:val="0"/>
           <w:sz w:val="22"/>
         </w:rPr>
-        <w:t>可能性を排除はできません。ただ、それが、いつ、どの数字で、という点は、今となっては、確認のしようがない。</w:t>
+        <w:t>可能性を排除はできません。ただ、それがいつ、どの数字で、という点は、今となっては確認のしようがない。</w:t>
       </w:r>
     </w:p>
     <w:p>
@@ -4638,7 +4638,7 @@
           <w:i w:val="0"/>
           <w:sz w:val="22"/>
         </w:rPr>
-        <w:t>確認のしようがない。……もう一つ。先週、この法廷に、潮田証人が立ちました。証人は、傍聴されましたか。</w:t>
+        <w:t>確認のしようがない。……もう一つ。先週、この法廷に潮田証人が立ちました。証人は傍聴されましたか。</w:t>
       </w:r>
     </w:p>
     <w:p>
@@ -4661,7 +4661,7 @@
           <w:i w:val="0"/>
           <w:sz w:val="22"/>
         </w:rPr>
-        <w:t>傍聴は、しておりません。報告を、受けました。</w:t>
+        <w:t>傍聴はしておりません。報告を受けました。</w:t>
       </w:r>
     </w:p>
     <w:p>
@@ -4684,7 +4684,7 @@
           <w:i w:val="0"/>
           <w:sz w:val="22"/>
         </w:rPr>
-        <w:t>潮田証人は、何度も、「知りません」と答えました。何を知らないかを、自分で線引きしていました。証人は、今日、自分が知っていることと、知らないことの線を、どこに引きますか。</w:t>
+        <w:t>潮田証人は何度も「知りません」と答えました。何を知らないかを、自分で線引きしていました。証人は今日、自分が知っていることと知らないことの線を、どこに引きますか。</w:t>
       </w:r>
     </w:p>
     <w:p>
@@ -4707,7 +4707,7 @@
           <w:i w:val="0"/>
           <w:sz w:val="22"/>
         </w:rPr>
-        <w:t>異議。質問が、抽象的で、証人の意見を求めるものです。</w:t>
+        <w:t>異議。質問が抽象的で、証人の意見を求めるものです。</w:t>
       </w:r>
     </w:p>
     <w:p>
@@ -4763,7 +4763,7 @@
           <w:i w:val="0"/>
           <w:sz w:val="22"/>
         </w:rPr>
-        <w:t>証人。二〇〇七年の会合の内容について、確かに知っていると言えることは、何ですか。</w:t>
+        <w:t>証人。二〇〇七年の会合の内容について、確かに知っていると言えることは何ですか。</w:t>
       </w:r>
     </w:p>
     <w:p>
@@ -4786,7 +4786,7 @@
           <w:i w:val="0"/>
           <w:sz w:val="22"/>
         </w:rPr>
-        <w:t>……会合が、あったこと。議事メモが、存在すること。そして、私が、後に、その会合の内容について、上に報告しなかったこと。</w:t>
+        <w:t>……会合があったこと。議事メモが存在すること。そして私が後に、その会合の内容について上に報告しなかったこと。</w:t>
       </w:r>
     </w:p>
     <w:p>
@@ -4801,7 +4801,7 @@
           <w:color w:val="555555"/>
           <w:sz w:val="22"/>
         </w:rPr>
-        <w:t>(傍聴席の最前列で、大城が、はっと息を吸う。茜が、ペンを止める。)</w:t>
+        <w:t>(傍聴席の最前列で大城がはっと息を吸う。茜がペンを止める。)</w:t>
       </w:r>
     </w:p>
     <w:p>
@@ -4824,7 +4824,7 @@
           <w:i w:val="0"/>
           <w:sz w:val="22"/>
         </w:rPr>
-        <w:t>今、「上に報告しなかった」と、おっしゃいましたね。</w:t>
+        <w:t>今、「上に報告しなかった」とおっしゃいましたね。</w:t>
       </w:r>
     </w:p>
     <w:p>
@@ -4931,7 +4931,7 @@
           <w:color w:val="555555"/>
           <w:sz w:val="22"/>
         </w:rPr>
-        <w:t>(辻本が、ゆっくり、証言台の端を握り直す。細川の顔は、動かない。)</w:t>
+        <w:t>(辻本がゆっくり証言台の端を握り直す。細川の顔は動かない。)</w:t>
       </w:r>
     </w:p>
     <w:p>
@@ -4977,7 +4977,7 @@
           <w:i w:val="0"/>
           <w:sz w:val="22"/>
         </w:rPr>
-        <w:t>証人。先ほど、「報告しなかった」と述べましたが、それは、「聞いた内容を、報告すべきではないと、判断した」のでしょうか。それとも、「報告する発想が、そもそもなかった」のでしょうか。</w:t>
+        <w:t>証人。先ほど「報告しなかった」と述べましたが、それは「聞いた内容を、報告すべきではないと判断した」のでしょうか。それとも「報告する発想が、そもそもなかった」のでしょうか。</w:t>
       </w:r>
     </w:p>
     <w:p>
@@ -5000,7 +5000,7 @@
           <w:i w:val="0"/>
           <w:sz w:val="22"/>
         </w:rPr>
-        <w:t>……後者に、近いと、思います。当時の私には、報告すべきことだという認識が、なかった。</w:t>
+        <w:t>……後者に近いと思います。当時の私には、報告すべきことだという認識がなかった。</w:t>
       </w:r>
     </w:p>
     <w:p>
@@ -5023,7 +5023,7 @@
           <w:i w:val="0"/>
           <w:sz w:val="22"/>
         </w:rPr>
-        <w:t>それは、今は、報告すべきだったと、お考えですか。</w:t>
+        <w:t>それは、今は報告すべきだったとお考えですか。</w:t>
       </w:r>
     </w:p>
     <w:p>
@@ -5046,7 +5046,7 @@
           <w:i w:val="0"/>
           <w:sz w:val="22"/>
         </w:rPr>
-        <w:t>……今日、この場で、お答えすることではないと、思います。</w:t>
+        <w:t>……今日、この場でお答えすることではないと思います。</w:t>
       </w:r>
     </w:p>
     <w:p>
@@ -5084,7 +5084,7 @@
           <w:color w:val="555555"/>
           <w:sz w:val="22"/>
         </w:rPr>
-        <w:t>(傍聴席が、静まる。片岡が、深く息をついて、眼鏡を直す。)</w:t>
+        <w:t>(傍聴席が静まる。片岡が深く息をついて眼鏡を直す。)</w:t>
       </w:r>
     </w:p>
     <w:p>
@@ -5122,7 +5122,7 @@
           <w:color w:val="555555"/>
           <w:sz w:val="22"/>
         </w:rPr>
-        <w:t>(辻本が、一礼して立ち去る。通路で、一瞬、大城と目が合う。辻本は、視線を、そらさない。そらさないまま、出口に向かって歩いていく。)</w:t>
+        <w:t>(辻本が一礼して立ち去る。通路で一瞬、大城と目が合う。辻本は視線をそらさない。そらさないまま、出口に向かって歩いていく。)</w:t>
       </w:r>
     </w:p>
     <w:p>
@@ -5152,7 +5152,7 @@
           <w:color w:val="555555"/>
           <w:sz w:val="22"/>
         </w:rPr>
-        <w:t>(午後3時過ぎ。裁判所の長い廊下。窓の外は曇り。遼と茜、大城が、自販機の前に立っている。大城は紙コップのコーヒーを持ったまま、飲んでいない。少し離れたベンチに、柚木。)</w:t>
+        <w:t>(午後3時過ぎ。裁判所の長い廊下。窓の外は曇り。遼と茜、大城が自販機の前に立っている。大城は紙コップのコーヒーを持ったまま、飲んでいない。少し離れたベンチに柚木。)</w:t>
       </w:r>
     </w:p>
     <w:p>
@@ -5175,7 +5175,7 @@
           <w:i w:val="0"/>
           <w:sz w:val="22"/>
         </w:rPr>
-        <w:t>真壁さん。今の人、最後、あたしの顔、見たよ。</w:t>
+        <w:t>真壁さん。今の人、最後あたしの顔見たよ。</w:t>
       </w:r>
     </w:p>
     <w:p>
@@ -5221,7 +5221,7 @@
           <w:i w:val="0"/>
           <w:sz w:val="22"/>
         </w:rPr>
-        <w:t>謝るでも、睨むでもなくて、ただ見てた。あれ、嫌な見方だった。「私は、ここにいた」って顔。</w:t>
+        <w:t>謝るでも睨むでもなくて、ただ見てた。あれ、嫌な見方だった。「私は、ここにいた」って顔。</w:t>
       </w:r>
     </w:p>
     <w:p>
@@ -5244,7 +5244,7 @@
           <w:i w:val="0"/>
           <w:sz w:val="22"/>
         </w:rPr>
-        <w:t>「記憶にございません」を、五回、数えました。</w:t>
+        <w:t>「記憶にございません」を五回数えました。</w:t>
       </w:r>
     </w:p>
     <w:p>
@@ -5300,7 +5300,7 @@
           <w:i w:val="0"/>
           <w:sz w:val="22"/>
         </w:rPr>
-        <w:t>六回。……でも、「報告は、していない」と、自分で言いました。</w:t>
+        <w:t>六回。……でも「報告はしていない」と自分で言いました。</w:t>
       </w:r>
     </w:p>
     <w:p>
@@ -5323,7 +5323,7 @@
           <w:i w:val="0"/>
           <w:sz w:val="22"/>
         </w:rPr>
-        <w:t>あれは、言いたくて言ったわけではないと思います。聞かれたことに、答えただけです。潮田さんと、似ています。</w:t>
+        <w:t>あれは言いたくて言ったわけではないと思います。聞かれたことに答えただけです。潮田さんと似ています。</w:t>
       </w:r>
     </w:p>
     <w:p>
@@ -5369,7 +5369,7 @@
           <w:i w:val="0"/>
           <w:sz w:val="22"/>
         </w:rPr>
-        <w:t>「知らない」と言った潮田さんと、「覚えていない」と言った辻本さん。違いは、潮田さんは、知らないことを、知らないと言い切った。辻本さんは、覚えていないと言って、可能性を残した。……どちらが、本当のことを話しているか、法廷の裁判官は、よく聞いていたと思います。</w:t>
+        <w:t>「知らない」と言った潮田さんと、「覚えていない」と言った辻本さん。違いは、潮田さんは知らないことを知らないと言い切った。辻本さんは覚えていないと言って可能性を残した。……どちらが本当のことを話しているか、法廷の裁判官はよく聞いていたと思います。</w:t>
       </w:r>
     </w:p>
     <w:p>
@@ -5392,7 +5392,7 @@
           <w:i w:val="0"/>
           <w:sz w:val="22"/>
         </w:rPr>
-        <w:t>「知るを知るとなし、知らざるを知らずとせよ」。潮田さんが、おっしゃっていた。</w:t>
+        <w:t>「知るを知るとなし、知らざるを知らずとせよ」。潮田さんがおっしゃっていた。</w:t>
       </w:r>
     </w:p>
     <w:p>
@@ -5415,7 +5415,7 @@
           <w:i w:val="0"/>
           <w:sz w:val="22"/>
         </w:rPr>
-        <w:t>あの言葉は、法廷では、時々、逆さまに使われます。知らない顔をする人と、知っている顔をする人。どちらも、それを知っている。</w:t>
+        <w:t>あの言葉は法廷では時々、逆さまに使われます。知らない顔をする人と、知っている顔をする人。どちらも、それを知っている。</w:t>
       </w:r>
     </w:p>
     <w:p>
@@ -5494,7 +5494,7 @@
           <w:i w:val="0"/>
           <w:sz w:val="22"/>
         </w:rPr>
-        <w:t>砂糖、入れとけばよかった。(笑う)ねえ。あたし、今日、ちょっとだけ分かったんだ。あの人たちの顔。私らが、ずっと「なんで」って聞いてきた相手。……あの人たちも、自分の「なんで」を、知らないんだ。</w:t>
+        <w:t>砂糖、入れとけばよかった。(笑う)ねえ。あたし、今日ちょっとだけ分かったんだ。あの人たちの顔。私らがずっと「なんで」って聞いてきた相手。……あの人たちも、自分の「なんで」を知らないんだ。</w:t>
       </w:r>
     </w:p>
     <w:p>
@@ -5555,7 +5555,7 @@
           <w:color w:val="555555"/>
           <w:sz w:val="22"/>
         </w:rPr>
-        <w:t>(三人が、並んで階段を下りる。茜が、遼の少し後ろ。)</w:t>
+        <w:t>(三人が並んで階段を下りる。茜が遼の少し後ろ。)</w:t>
       </w:r>
     </w:p>
     <w:p>
@@ -5585,7 +5585,7 @@
           <w:color w:val="555555"/>
           <w:sz w:val="22"/>
         </w:rPr>
-        <w:t>(2月5日(金)、午前10時。大法廷。傍聴席は同じ配置。最前列に、遠藤。ボンベは足元。隣に和代。後方に、大沼が、一人で、背筋を伸ばして座っている。大城は通路側。柚木は報道席。)</w:t>
+        <w:t>(2月5日(金)、午前10時。大法廷。傍聴席は同じ配置。最前列に遠藤。ボンベは足元。隣に和代。後方に大沼が一人で背筋を伸ばして座っている。大城は通路側。柚木は報道席。)</w:t>
       </w:r>
     </w:p>
     <w:p>
@@ -5608,7 +5608,7 @@
           <w:i w:val="0"/>
           <w:sz w:val="22"/>
         </w:rPr>
-        <w:t>これより、弁論を終結します。原告側、被告側から、最終準備書面が、提出されております。口頭での陳述は、代理人から、要旨のみ。</w:t>
+        <w:t>これより弁論を終結します。原告側、被告側から最終準備書面が提出されております。口頭での陳述は代理人から、要旨のみ。</w:t>
       </w:r>
     </w:p>
     <w:p>
@@ -5631,7 +5631,7 @@
           <w:i w:val="0"/>
           <w:sz w:val="22"/>
         </w:rPr>
-        <w:t>原告代理人の真壁です。原告ら最終準備書面の要旨を、陳述します。……本件の争点は、三つです。国が、二〇〇二年の長期評価に基づいて、津波の可能性を予見できたか。二〇〇八年の時点で、何を回避できたか。そして、三百十二人が失った、故郷の、値段。</w:t>
+        <w:t>原告代理人の真壁です。原告ら最終準備書面の要旨を陳述します。……本件の争点は三つです。国が二〇〇二年の長期評価に基づいて津波の可能性を予見できたか。二〇〇八年の時点で何を回避できたか。そして、三百十二人が失った故郷の値段。</w:t>
       </w:r>
     </w:p>
     <w:p>
@@ -5669,7 +5669,7 @@
           <w:i w:val="0"/>
           <w:sz w:val="22"/>
         </w:rPr>
-        <w:t>証人・潮田さんは、「知らないことは、知らない」と、繰り返し述べました。証人・辻本さんは、「記憶にございません」と、繰り返し述べました。この二つの言葉の間に、本件の、全部があると、私は考えます。「知らない」と言える組織は、誰かの顔を、見ています。「記憶にない」と言う組織は、誰の顔も、見ていない。</w:t>
+        <w:t>証人・潮田さんは「知らないことは、知らない」と繰り返し述べました。証人・辻本さんは「記憶にございません」と繰り返し述べました。この二つの言葉の間に、本件の全部があると私は考えます。「知らない」と言える組織は誰かの顔を見ています。「記憶にない」と言う組織は、誰の顔も見ていない。</w:t>
       </w:r>
     </w:p>
     <w:p>
@@ -5692,7 +5692,7 @@
           <w:i w:val="0"/>
           <w:sz w:val="22"/>
         </w:rPr>
-        <w:t>異議。弁論の、不必要な修辞です。</w:t>
+        <w:t>異議。弁論の不必要な修辞です。</w:t>
       </w:r>
     </w:p>
     <w:p>
@@ -5738,7 +5738,7 @@
           <w:i w:val="0"/>
           <w:sz w:val="22"/>
         </w:rPr>
-        <w:t>以上です。……裁判長、ひとつだけ、お願いがあります。この法廷の、最前列に、八十五歳の原告が、座っておられます。酸素の機械を、足元に置いて。この方が、あと何回、この法廷に来られるか、私には、分かりません。判決の日を、なるべく早くに、お願いしたい。</w:t>
+        <w:t>以上です。……裁判長、ひとつだけお願いがあります。この法廷の最前列に、八十五歳の原告が座っておられます。酸素の機械を足元に置いて。この方があと何回この法廷に来られるか、私には分かりません。判決の日をなるべく早くにお願いしたい。</w:t>
       </w:r>
     </w:p>
     <w:p>
@@ -5762,16 +5762,16 @@
           <w:color w:val="555555"/>
           <w:sz w:val="22"/>
         </w:rPr>
-        <w:t>(眼鏡を外して、少し間を置く)</w:t>
-      </w:r>
-      <w:r>
-        <w:rPr>
-          <w:rFonts w:ascii="Times New Roman" w:hAnsi="Times New Roman" w:eastAsia="Malgun Gothic"/>
-          <w:b w:val="0"/>
-          <w:i w:val="0"/>
-          <w:sz w:val="22"/>
-        </w:rPr>
-        <w:t>……原告代理人。判決の日は、裁判所が、記録を精査して、決めます。ただ、お言葉は、伺いました。</w:t>
+        <w:t>(眼鏡を外して少し間を置く)</w:t>
+      </w:r>
+      <w:r>
+        <w:rPr>
+          <w:rFonts w:ascii="Times New Roman" w:hAnsi="Times New Roman" w:eastAsia="Malgun Gothic"/>
+          <w:b w:val="0"/>
+          <w:i w:val="0"/>
+          <w:sz w:val="22"/>
+        </w:rPr>
+        <w:t>……原告代理人。判決の日は、裁判所が記録を精査して決めます。ただ、お言葉は伺いました。</w:t>
       </w:r>
     </w:p>
     <w:p>
@@ -5786,7 +5786,7 @@
           <w:color w:val="555555"/>
           <w:sz w:val="22"/>
         </w:rPr>
-        <w:t>(片岡が、峰と、左の判事補と、小声で言葉を交わす。)</w:t>
+        <w:t>(片岡が峰と左の判事補と小声で言葉を交わす。)</w:t>
       </w:r>
     </w:p>
     <w:p>
@@ -5809,7 +5809,7 @@
           <w:i w:val="0"/>
           <w:sz w:val="22"/>
         </w:rPr>
-        <w:t>判決の言渡しは、三月十日、水曜日、午後一時三十分、この法廷で、行います。以上で、本日の弁論は、終結します。</w:t>
+        <w:t>判決の言渡しは三月十日、水曜日、午後一時三十分、この法廷で行います。以上で本日の弁論は終結します。</w:t>
       </w:r>
     </w:p>
     <w:p>
@@ -5824,7 +5824,7 @@
           <w:color w:val="555555"/>
           <w:sz w:val="22"/>
         </w:rPr>
-        <w:t>(傍聴席に、静かなざわめき。遠藤が、膝の上で、手をゆっくり開く。)</w:t>
+        <w:t>(傍聴席に静かなざわめき。遠藤が膝の上で手をゆっくり開く。)</w:t>
       </w:r>
     </w:p>
     <w:p>
@@ -5903,7 +5903,7 @@
           <w:i w:val="0"/>
           <w:sz w:val="22"/>
         </w:rPr>
-        <w:t>三月十日。……あと一日だけ、延ばして、くれねえかな。十一日の、震災の日まで。</w:t>
+        <w:t>三月十日。……あと一日だけ延ばしてくれねえかな。十一日の、震災の日まで。</w:t>
       </w:r>
     </w:p>
     <w:p>
@@ -5926,7 +5926,7 @@
           <w:i w:val="0"/>
           <w:sz w:val="22"/>
         </w:rPr>
-        <w:t>それは、裁判所に、頼めないよ。</w:t>
+        <w:t>それは裁判所に頼めないよ。</w:t>
       </w:r>
     </w:p>
     <w:p>
@@ -5964,7 +5964,7 @@
           <w:color w:val="555555"/>
           <w:sz w:val="22"/>
         </w:rPr>
-        <w:t>(法廷を出た廊下。遠藤が、ベンチに腰を下ろす。大沼が、ゆっくり近づく。)</w:t>
+        <w:t>(法廷を出た廊下。遠藤がベンチに腰を下ろす。大沼がゆっくり近づく。)</w:t>
       </w:r>
     </w:p>
     <w:p>
@@ -6010,7 +6010,7 @@
           <w:i w:val="0"/>
           <w:sz w:val="22"/>
         </w:rPr>
-        <w:t>おまえさんも、最後まで座っとったな。</w:t>
+        <w:t>おまえさんも最後まで座っとったな。</w:t>
       </w:r>
     </w:p>
     <w:p>
@@ -6056,7 +6056,7 @@
           <w:i w:val="0"/>
           <w:sz w:val="22"/>
         </w:rPr>
-        <w:t>んだべな。……お茶、まだ、飲み損ねたな。先月、飲むはずだった。</w:t>
+        <w:t>んだべな。……お茶、まだ飲み損ねたな。先月飲むはずだった。</w:t>
       </w:r>
     </w:p>
     <w:p>
@@ -6094,7 +6094,7 @@
           <w:color w:val="555555"/>
           <w:sz w:val="22"/>
         </w:rPr>
-        <w:t>(午後8時。桐生法律事務所。応接室に、湯呑みが並ぶ。鉄瓶が、湯気を立てている。三浦が、カセットこんろの上の、焙烙(ほうろく)で、茶葉を炒っている。香ばしい匂い。遼、茜、三浦、遠藤、和代、大城、大沼、柚木。)</w:t>
+        <w:t>(午後8時。桐生法律事務所。応接室に湯呑みが並ぶ。鉄瓶が湯気を立てている。三浦がカセットこんろの上の焙烙(ほうろく)で茶葉を炒っている。香ばしい匂い。遼、茜、三浦、遠藤、和代、大城、大沼、柚木。)</w:t>
       </w:r>
     </w:p>
     <w:p>
@@ -6117,7 +6117,7 @@
           <w:i w:val="0"/>
           <w:sz w:val="22"/>
         </w:rPr>
-        <w:t>煙が、一本、立ちました。</w:t>
+        <w:t>煙が一本立ちました。</w:t>
       </w:r>
     </w:p>
     <w:p>
@@ -6164,7 +6164,7 @@
           <w:color w:val="555555"/>
           <w:sz w:val="22"/>
         </w:rPr>
-        <w:t>(湯呑みを両手で包む。立ちのぼる湯気に、顔を近づける)</w:t>
+        <w:t>(湯呑みを両手で包む。立ちのぼる湯気に顔を近づける)</w:t>
       </w:r>
       <w:r>
         <w:rPr>
@@ -6196,7 +6196,7 @@
           <w:i w:val="0"/>
           <w:sz w:val="22"/>
         </w:rPr>
-        <w:t>九年と、十一か月です。</w:t>
+        <w:t>九年と十一か月です。</w:t>
       </w:r>
     </w:p>
     <w:p>
@@ -6219,7 +6219,7 @@
           <w:i w:val="0"/>
           <w:sz w:val="22"/>
         </w:rPr>
-        <w:t>十一か月か。もうすぐ、十年だな。……次は、誰だ。</w:t>
+        <w:t>十一か月か。もうすぐ十年だな。……次は誰だ。</w:t>
       </w:r>
     </w:p>
     <w:p>
@@ -6242,7 +6242,7 @@
           <w:i w:val="0"/>
           <w:sz w:val="22"/>
         </w:rPr>
-        <w:t>大沼さんです。事務所に来ていただいたのが、先月から数えて、二番目に長く待った方だと思います。</w:t>
+        <w:t>大沼さんです。事務所に来ていただいたのが、先月から数えて二番目に長く待った方だと思います。</w:t>
       </w:r>
     </w:p>
     <w:p>
@@ -6266,7 +6266,7 @@
           <w:color w:val="555555"/>
           <w:sz w:val="22"/>
         </w:rPr>
-        <w:t>(湯呑みを受け取り、息を吹きかけて、一口)</w:t>
+        <w:t>(湯呑みを受け取り、息を吹きかけて一口)</w:t>
       </w:r>
       <w:r>
         <w:rPr>
@@ -6313,7 +6313,7 @@
           <w:color w:val="555555"/>
           <w:sz w:val="22"/>
         </w:rPr>
-        <w:t>(笑い声が、小さく広がる。大沼も、つられて、わずかに笑う。)</w:t>
+        <w:t>(笑い声が小さく広がる。大沼もつられてわずかに笑う。)</w:t>
       </w:r>
     </w:p>
     <w:p>
@@ -6336,7 +6336,7 @@
           <w:i w:val="0"/>
           <w:sz w:val="22"/>
         </w:rPr>
-        <w:t>真壁先生。私は、後援会の支部長を、辞めようと思っています。まだ、誰にも、言っていません。</w:t>
+        <w:t>真壁先生。私は後援会の支部長を辞めようと思っています。まだ誰にも言っていません。</w:t>
       </w:r>
     </w:p>
     <w:p>
@@ -6382,7 +6382,7 @@
           <w:i w:val="0"/>
           <w:sz w:val="22"/>
         </w:rPr>
-        <w:t>辞める、というより、お返しする。……ただ、「後援会」という名前の看板は、私一人が降ろしても、誰かが掛け直します。それでも、私は、降ろします。</w:t>
+        <w:t>辞める、というより、お返しする。……ただ、「後援会」という名前の看板は、私一人が降ろしても誰かが掛け直します。それでも私は降ろします。</w:t>
       </w:r>
     </w:p>
     <w:p>
@@ -6428,7 +6428,7 @@
           <w:i w:val="0"/>
           <w:sz w:val="22"/>
         </w:rPr>
-        <w:t>無理では、ありません。四年、無理をしてきたので、いまは、楽なほうです。</w:t>
+        <w:t>無理ではありません。四年、無理をしてきたので、いまは楽なほうです。</w:t>
       </w:r>
     </w:p>
     <w:p>
@@ -6443,7 +6443,7 @@
           <w:color w:val="555555"/>
           <w:sz w:val="22"/>
         </w:rPr>
-        <w:t>(茜が、湯呑みを両手で持ったまま、窓の外を見る。2月の夜の街。駅前の掲示板に、まだ、後援会のポスター。)</w:t>
+        <w:t>(茜が湯呑みを両手で持ったまま窓の外を見る。2月の夜の街。駅前の掲示板に、まだ後援会のポスター。)</w:t>
       </w:r>
     </w:p>
     <w:p>
@@ -6489,7 +6489,7 @@
           <w:i w:val="0"/>
           <w:sz w:val="22"/>
         </w:rPr>
-        <w:t>はい。判決まで、約五週間。</w:t>
+        <w:t>はい。判決まで約五週間。</w:t>
       </w:r>
     </w:p>
     <w:p>
@@ -6535,7 +6535,7 @@
           <w:i w:val="0"/>
           <w:sz w:val="22"/>
         </w:rPr>
-        <w:t>十年、ほぼ、待った人たちが、いますから。五週間は、短い方です。</w:t>
+        <w:t>十年ほぼ待った人たちがいますから。五週間は短い方です。</w:t>
       </w:r>
     </w:p>
     <w:p>
@@ -6559,7 +6559,7 @@
           <w:color w:val="555555"/>
           <w:sz w:val="22"/>
         </w:rPr>
-        <w:t>(空になった湯呑みを、静かに置く)</w:t>
+        <w:t>(空になった湯呑みを静かに置く)</w:t>
       </w:r>
       <w:r>
         <w:rPr>
@@ -6606,7 +6606,7 @@
           <w:color w:val="555555"/>
           <w:sz w:val="22"/>
         </w:rPr>
-        <w:t>(三浦が、鉄瓶を持ち上げる。二杯目の湯が、湯呑みに落ちる音。窓の外、遠く、海の方で、船の汽笛が一つ、鳴る。)</w:t>
+        <w:t>(三浦が鉄瓶を持ち上げる。二杯目の湯が湯呑みに落ちる音。窓の外、遠く海の方で、船の汽笛が一つ鳴る。)</w:t>
       </w:r>
     </w:p>
     <w:p>
